--- a/notes/RoboCerebra 实时快慢思考基准：阶段汇总（两条路线合并版）.docx
+++ b/notes/RoboCerebra 实时快慢思考基准：阶段汇总（两条路线合并版）.docx
@@ -18,7 +18,7 @@
         <w:rPr>
           <w:rFonts w:ascii="PingFang SC" w:hAnsi="PingFang SC" w:eastAsia="PingFang SC"/>
         </w:rPr>
-        <w:t>整理日期：2026 年 10 月 22 日。本文合并两份材料：</w:t>
+        <w:t>整理日期：2026 年 10 月 22 日；10 月 25 日更新，补充分数差异的原因分析（4.7）、交互式排行榜（4.8）和组会后的下一阶段调整（6.1）。本文合并两份材料：</w:t>
       </w:r>
     </w:p>
     <w:p>
@@ -356,6 +356,21 @@
           <w:rFonts w:ascii="PingFang SC" w:hAnsi="PingFang SC" w:eastAsia="PingFang SC"/>
         </w:rPr>
         <w:t>路线 A 的技能通过门槛后，接入路线 B 的实时框架，用同一排行榜流程评测。</w:t>
+      </w:r>
+    </w:p>
+    <w:p>
+      <w:r>
+        <w:rPr>
+          <w:rFonts w:ascii="PingFang SC" w:hAnsi="PingFang SC" w:eastAsia="PingFang SC"/>
+          <w:b/>
+        </w:rPr>
+        <w:t>10-25 补充</w:t>
+      </w:r>
+      <w:r>
+        <w:rPr>
+          <w:rFonts w:ascii="PingFang SC" w:hAnsi="PingFang SC" w:eastAsia="PingFang SC"/>
+        </w:rPr>
+        <w:t>：当前设定下，限制得分的主要是决策速度和失败后的恢复（识别不可行动作、核实是否完成），而不是推理深度，详见 4.7。交互式排行榜见 4.8。</w:t>
       </w:r>
     </w:p>
     <w:p>
@@ -8603,6 +8618,346 @@
     </w:p>
     <w:p>
       <w:pPr>
+        <w:pStyle w:val="Heading3"/>
+      </w:pPr>
+      <w:r>
+        <w:rPr>
+          <w:rFonts w:ascii="PingFang SC" w:hAnsi="PingFang SC" w:eastAsia="PingFang SC"/>
+        </w:rPr>
+        <w:t>4.7 分数差异的原因（10-25 补充）</w:t>
+      </w:r>
+    </w:p>
+    <w:p>
+      <w:pPr>
+        <w:pStyle w:val="ListNumber"/>
+        <w:numPr>
+          <w:ilvl w:val="0"/>
+          <w:numId w:val="12"/>
+        </w:numPr>
+      </w:pPr>
+      <w:r>
+        <w:rPr>
+          <w:rFonts w:ascii="PingFang SC" w:hAnsi="PingFang SC" w:eastAsia="PingFang SC"/>
+          <w:b/>
+        </w:rPr>
+        <w:t>全程得分趋同，主要受执行器能力限制。</w:t>
+      </w:r>
+    </w:p>
+    <w:p>
+      <w:pPr>
+        <w:pStyle w:val="ListBullet2"/>
+      </w:pPr>
+      <w:r>
+        <w:rPr>
+          <w:rFonts w:ascii="PingFang SC" w:hAnsi="PingFang SC" w:eastAsia="PingFang SC"/>
+        </w:rPr>
+        <w:t>约一半任务五种模式得分完全相同：执行器能做到的子目标各模式都做到了，做不到的（微波炉、超出可达范围的物体等）各模式都做不到。</w:t>
+      </w:r>
+    </w:p>
+    <w:p>
+      <w:pPr>
+        <w:pStyle w:val="ListBullet2"/>
+      </w:pPr>
+      <w:r>
+        <w:rPr>
+          <w:rFonts w:ascii="PingFang SC" w:hAnsi="PingFang SC" w:eastAsia="PingFang SC"/>
+        </w:rPr>
+        <w:t>快模式一局中位数 97–148 s 即结束，300 s 的预算并不紧张。</w:t>
+      </w:r>
+    </w:p>
+    <w:p>
+      <w:pPr>
+        <w:pStyle w:val="ListNumber"/>
+        <w:numPr>
+          <w:ilvl w:val="0"/>
+          <w:numId w:val="12"/>
+        </w:numPr>
+      </w:pPr>
+      <w:r>
+        <w:rPr>
+          <w:rFonts w:ascii="PingFang SC" w:hAnsi="PingFang SC" w:eastAsia="PingFang SC"/>
+          <w:b/>
+        </w:rPr>
+        <w:t>时间预算拉开差距，原因是决策延迟累积。</w:t>
+      </w:r>
+    </w:p>
+    <w:p>
+      <w:pPr>
+        <w:pStyle w:val="ListBullet2"/>
+      </w:pPr>
+      <w:r>
+        <w:rPr>
+          <w:rFonts w:ascii="PingFang SC" w:hAnsi="PingFang SC" w:eastAsia="PingFang SC"/>
+        </w:rPr>
+        <w:t>快分支模式下，机械臂每完成一个技能就等待下一条指令，一局用时约等于技能执行时间加上累计决策时间。</w:t>
+      </w:r>
+    </w:p>
+    <w:p>
+      <w:pPr>
+        <w:pStyle w:val="ListBullet2"/>
+      </w:pPr>
+      <w:r>
+        <w:rPr>
+          <w:rFonts w:ascii="PingFang SC" w:hAnsi="PingFang SC" w:eastAsia="PingFang SC"/>
+        </w:rPr>
+        <w:t>单次决策 Jev 0.5 s、文本 2.7 s、仅慢 12.5 s，得分曲线依次右移。仅慢每局中位数只做 8 次决策，180 局中 122 局到 300 s 仍未完成。</w:t>
+      </w:r>
+    </w:p>
+    <w:p>
+      <w:pPr>
+        <w:pStyle w:val="ListNumber"/>
+        <w:numPr>
+          <w:ilvl w:val="0"/>
+          <w:numId w:val="12"/>
+        </w:numPr>
+      </w:pPr>
+      <w:r>
+        <w:rPr>
+          <w:rFonts w:ascii="PingFang SC" w:hAnsi="PingFang SC" w:eastAsia="PingFang SC"/>
+          <w:b/>
+        </w:rPr>
+        <w:t>慢分支的价值取决于时效。</w:t>
+      </w:r>
+    </w:p>
+    <w:p>
+      <w:pPr>
+        <w:pStyle w:val="ListBullet2"/>
+      </w:pPr>
+      <w:r>
+        <w:rPr>
+          <w:rFonts w:ascii="PingFang SC" w:hAnsi="PingFang SC" w:eastAsia="PingFang SC"/>
+        </w:rPr>
+        <w:t>完整计划：首个计划中位数 40 s 才到，只有 4.1% 的技能来自计划。</w:t>
+      </w:r>
+    </w:p>
+    <w:p>
+      <w:pPr>
+        <w:pStyle w:val="ListBullet2"/>
+      </w:pPr>
+      <w:r>
+        <w:rPr>
+          <w:rFonts w:ascii="PingFang SC" w:hAnsi="PingFang SC" w:eastAsia="PingFang SC"/>
+        </w:rPr>
+        <w:t>建议注入：3 s 一次，在失败与循环时触发，失败技能约减半，整任务成功最多；但 31/180 局未完成即宣布完成，抵消了均分上的收益。</w:t>
+      </w:r>
+    </w:p>
+    <w:p>
+      <w:pPr>
+        <w:pStyle w:val="ListNumber"/>
+        <w:numPr>
+          <w:ilvl w:val="0"/>
+          <w:numId w:val="12"/>
+        </w:numPr>
+      </w:pPr>
+      <w:r>
+        <w:rPr>
+          <w:rFonts w:ascii="PingFang SC" w:hAnsi="PingFang SC" w:eastAsia="PingFang SC"/>
+          <w:b/>
+        </w:rPr>
+        <w:t>分类别差距主要来自失败后的处理，而不是"记忆"本身。</w:t>
+      </w:r>
+    </w:p>
+    <w:p>
+      <w:pPr>
+        <w:pStyle w:val="ListBullet2"/>
+      </w:pPr>
+      <w:r>
+        <w:rPr>
+          <w:rFonts w:ascii="PingFang SC" w:hAnsi="PingFang SC" w:eastAsia="PingFang SC"/>
+        </w:rPr>
+        <w:t>随机扰动：同一批任务从理想到随机扰动，各模式下降 0.03–0.07。</w:t>
+      </w:r>
+    </w:p>
+    <w:p>
+      <w:pPr>
+        <w:pStyle w:val="ListBullet2"/>
+      </w:pPr>
+      <w:r>
+        <w:rPr>
+          <w:rFonts w:ascii="PingFang SC" w:hAnsi="PingFang SC" w:eastAsia="PingFang SC"/>
+        </w:rPr>
+        <w:t>仅快·Jev 的失败技能中位数从 12 增至 26，用尽 40 次技能的局从 6 增至 11。</w:t>
+      </w:r>
+    </w:p>
+    <w:p>
+      <w:pPr>
+        <w:pStyle w:val="ListBullet2"/>
+      </w:pPr>
+      <w:r>
+        <w:rPr>
+          <w:rFonts w:ascii="PingFang SC" w:hAnsi="PingFang SC" w:eastAsia="PingFang SC"/>
+        </w:rPr>
+        <w:t>失败主要是物体被移出可达范围（距底座 0.89 m，超过 0.87 m），或变得难以抓取后反复重试。</w:t>
+      </w:r>
+    </w:p>
+    <w:p>
+      <w:pPr>
+        <w:pStyle w:val="ListBullet2"/>
+      </w:pPr>
+      <w:r>
+        <w:rPr>
+          <w:rFonts w:ascii="PingFang SC" w:hAnsi="PingFang SC" w:eastAsia="PingFang SC"/>
+        </w:rPr>
+        <w:t>扰动后 10 s 内的失败率并不更高，所以不是"按旧观测下指令"造成的。</w:t>
+      </w:r>
+    </w:p>
+    <w:p>
+      <w:pPr>
+        <w:pStyle w:val="ListBullet2"/>
+      </w:pPr>
+      <w:r>
+        <w:rPr>
+          <w:rFonts w:ascii="PingFang SC" w:hAnsi="PingFang SC" w:eastAsia="PingFang SC"/>
+        </w:rPr>
+        <w:t>建议注入的失败增幅最小（10 → 14）。</w:t>
+      </w:r>
+    </w:p>
+    <w:p>
+      <w:pPr>
+        <w:pStyle w:val="ListBullet2"/>
+      </w:pPr>
+      <w:r>
+        <w:rPr>
+          <w:rFonts w:ascii="PingFang SC" w:hAnsi="PingFang SC" w:eastAsia="PingFang SC"/>
+        </w:rPr>
+        <w:t>记忆·执行：</w:t>
+      </w:r>
+    </w:p>
+    <w:p>
+      <w:pPr>
+        <w:pStyle w:val="ListBullet2"/>
+      </w:pPr>
+      <w:r>
+        <w:rPr>
+          <w:rFonts w:ascii="PingFang SC" w:hAnsi="PingFang SC" w:eastAsia="PingFang SC"/>
+        </w:rPr>
+        <w:t>case5 中所有模式拿起巧克力布丁后，放到盘子上反复"搬运失败"直至超时，而标准计划可 7/7 完成，属于执行器在该状态下的问题；</w:t>
+      </w:r>
+    </w:p>
+    <w:p>
+      <w:pPr>
+        <w:pStyle w:val="ListBullet2"/>
+      </w:pPr>
+      <w:r>
+        <w:rPr>
+          <w:rFonts w:ascii="PingFang SC" w:hAnsi="PingFang SC" w:eastAsia="PingFang SC"/>
+        </w:rPr>
+        <w:t>case6、7 卡在微波炉，标准计划同样无法完成；</w:t>
+      </w:r>
+    </w:p>
+    <w:p>
+      <w:pPr>
+        <w:pStyle w:val="ListBullet2"/>
+      </w:pPr>
+      <w:r>
+        <w:rPr>
+          <w:rFonts w:ascii="PingFang SC" w:hAnsi="PingFang SC" w:eastAsia="PingFang SC"/>
+        </w:rPr>
+        <w:t>末三分之一子目标完成率只有 0.41（前两段约 0.7）。</w:t>
+      </w:r>
+    </w:p>
+    <w:p>
+      <w:pPr>
+        <w:pStyle w:val="ListNumber"/>
+        <w:numPr>
+          <w:ilvl w:val="0"/>
+          <w:numId w:val="12"/>
+        </w:numPr>
+      </w:pPr>
+      <w:r>
+        <w:rPr>
+          <w:rFonts w:ascii="PingFang SC" w:hAnsi="PingFang SC" w:eastAsia="PingFang SC"/>
+          <w:b/>
+        </w:rPr>
+        <w:t>结论：</w:t>
+      </w:r>
+      <w:r>
+        <w:rPr>
+          <w:rFonts w:ascii="PingFang SC" w:hAnsi="PingFang SC" w:eastAsia="PingFang SC"/>
+        </w:rPr>
+        <w:t xml:space="preserve"> 当前设定下，限制得分的主要是决策速度和失败后的恢复（识别不可行动作、核实是否完成），而不是推理深度。</w:t>
+      </w:r>
+    </w:p>
+    <w:p>
+      <w:pPr>
+        <w:pStyle w:val="Heading3"/>
+      </w:pPr>
+      <w:r>
+        <w:rPr>
+          <w:rFonts w:ascii="PingFang SC" w:hAnsi="PingFang SC" w:eastAsia="PingFang SC"/>
+        </w:rPr>
+        <w:t>4.8 交互式排行榜</w:t>
+      </w:r>
+    </w:p>
+    <w:p>
+      <w:r>
+        <w:rPr>
+          <w:rFonts w:ascii="PingFang SC" w:hAnsi="PingFang SC" w:eastAsia="PingFang SC"/>
+        </w:rPr>
+        <w:t xml:space="preserve">排行榜静态网页 </w:t>
+      </w:r>
+      <w:r>
+        <w:rPr>
+          <w:rFonts w:ascii="Menlo" w:hAnsi="Menlo" w:eastAsia="PingFang SC"/>
+          <w:color w:val="8A2B2B"/>
+        </w:rPr>
+        <w:t>notes/leaderboard/index.html</w:t>
+      </w:r>
+      <w:r>
+        <w:rPr>
+          <w:rFonts w:ascii="PingFang SC" w:hAnsi="PingFang SC" w:eastAsia="PingFang SC"/>
+        </w:rPr>
+        <w:t>：单文件，离线可用。</w:t>
+      </w:r>
+    </w:p>
+    <w:p>
+      <w:pPr>
+        <w:pStyle w:val="ListBullet"/>
+      </w:pPr>
+      <w:r>
+        <w:rPr>
+          <w:rFonts w:ascii="PingFang SC" w:hAnsi="PingFang SC" w:eastAsia="PingFang SC"/>
+        </w:rPr>
+        <w:t>顶部可切换时间预算（30 / 60 / 120 / 180 秒、全程），排名、得分条、与仅快·Jev 的配对比较（显著性）、散点图和分类别热力图会随之重新计算。</w:t>
+      </w:r>
+    </w:p>
+    <w:p>
+      <w:pPr>
+        <w:pStyle w:val="ListBullet"/>
+      </w:pPr>
+      <w:r>
+        <w:rPr>
+          <w:rFonts w:ascii="PingFang SC" w:hAnsi="PingFang SC" w:eastAsia="PingFang SC"/>
+        </w:rPr>
+        <w:t>每张图都可以切换为数据表。</w:t>
+      </w:r>
+    </w:p>
+    <w:p>
+      <w:pPr>
+        <w:pStyle w:val="ListBullet"/>
+      </w:pPr>
+      <w:r>
+        <w:rPr>
+          <w:rFonts w:ascii="PingFang SC" w:hAnsi="PingFang SC" w:eastAsia="PingFang SC"/>
+        </w:rPr>
+        <w:t xml:space="preserve">所有数字都由 900 局的逐局记录在页面内计算；生成脚本为 </w:t>
+      </w:r>
+      <w:r>
+        <w:rPr>
+          <w:rFonts w:ascii="Menlo" w:hAnsi="Menlo" w:eastAsia="PingFang SC"/>
+          <w:color w:val="8A2B2B"/>
+        </w:rPr>
+        <w:t>exp/make_leaderboard_page.py</w:t>
+      </w:r>
+      <w:r>
+        <w:rPr>
+          <w:rFonts w:ascii="PingFang SC" w:hAnsi="PingFang SC" w:eastAsia="PingFang SC"/>
+        </w:rPr>
+        <w:t>。</w:t>
+      </w:r>
+    </w:p>
+    <w:p>
+      <w:pPr>
         <w:pStyle w:val="Heading2"/>
       </w:pPr>
       <w:r>
@@ -8617,7 +8972,7 @@
         <w:pStyle w:val="ListNumber"/>
         <w:numPr>
           <w:ilvl w:val="0"/>
-          <w:numId w:val="12"/>
+          <w:numId w:val="13"/>
         </w:numPr>
       </w:pPr>
       <w:r>
@@ -8712,7 +9067,7 @@
         <w:pStyle w:val="ListNumber"/>
         <w:numPr>
           <w:ilvl w:val="0"/>
-          <w:numId w:val="12"/>
+          <w:numId w:val="13"/>
         </w:numPr>
       </w:pPr>
       <w:r>
@@ -8761,7 +9116,7 @@
         <w:pStyle w:val="ListNumber"/>
         <w:numPr>
           <w:ilvl w:val="0"/>
-          <w:numId w:val="12"/>
+          <w:numId w:val="13"/>
         </w:numPr>
       </w:pPr>
       <w:r>
@@ -8822,7 +9177,7 @@
         <w:pStyle w:val="ListNumber"/>
         <w:numPr>
           <w:ilvl w:val="0"/>
-          <w:numId w:val="12"/>
+          <w:numId w:val="13"/>
         </w:numPr>
       </w:pPr>
       <w:r>
@@ -9465,6 +9820,133 @@
           <w:rFonts w:ascii="PingFang SC" w:hAnsi="PingFang SC" w:eastAsia="PingFang SC"/>
         </w:rPr>
         <w:t>不以扩大种子或更换模型代替根因验证。</w:t>
+      </w:r>
+    </w:p>
+    <w:p>
+      <w:pPr>
+        <w:pStyle w:val="Heading3"/>
+      </w:pPr>
+      <w:r>
+        <w:rPr>
+          <w:rFonts w:ascii="PingFang SC" w:hAnsi="PingFang SC" w:eastAsia="PingFang SC"/>
+        </w:rPr>
+        <w:t>6.1 10-25 组会后的调整</w:t>
+      </w:r>
+    </w:p>
+    <w:p>
+      <w:pPr>
+        <w:pStyle w:val="ListBullet"/>
+      </w:pPr>
+      <w:r>
+        <w:rPr>
+          <w:rFonts w:ascii="PingFang SC" w:hAnsi="PingFang SC" w:eastAsia="PingFang SC"/>
+          <w:b/>
+        </w:rPr>
+        <w:t>平台</w:t>
+      </w:r>
+      <w:r>
+        <w:rPr>
+          <w:rFonts w:ascii="PingFang SC" w:hAnsi="PingFang SC" w:eastAsia="PingFang SC"/>
+        </w:rPr>
+        <w:t>：仿真与评测从本机迁到 H20 服务器（Linux 无界面渲染、多局并行，逐局保留实时性判据），不再受本机 2 局并行的限制。</w:t>
+      </w:r>
+    </w:p>
+    <w:p>
+      <w:pPr>
+        <w:pStyle w:val="ListBullet"/>
+      </w:pPr>
+      <w:r>
+        <w:rPr>
+          <w:rFonts w:ascii="PingFang SC" w:hAnsi="PingFang SC" w:eastAsia="PingFang SC"/>
+          <w:b/>
+        </w:rPr>
+        <w:t>模型扩展</w:t>
+      </w:r>
+      <w:r>
+        <w:rPr>
+          <w:rFonts w:ascii="PingFang SC" w:hAnsi="PingFang SC" w:eastAsia="PingFang SC"/>
+        </w:rPr>
+        <w:t>：</w:t>
+      </w:r>
+    </w:p>
+    <w:p>
+      <w:pPr>
+        <w:pStyle w:val="ListBullet2"/>
+      </w:pPr>
+      <w:r>
+        <w:rPr>
+          <w:rFonts w:ascii="PingFang SC" w:hAnsi="PingFang SC" w:eastAsia="PingFang SC"/>
+        </w:rPr>
+        <w:t>OpenAI GPT-6 Luna：快档，可配 GPT-6 Sol 做慢分支，测"快模型 + 强模型"的异构组合；</w:t>
+      </w:r>
+    </w:p>
+    <w:p>
+      <w:pPr>
+        <w:pStyle w:val="ListBullet2"/>
+      </w:pPr>
+      <w:r>
+        <w:rPr>
+          <w:rFonts w:ascii="PingFang SC" w:hAnsi="PingFang SC" w:eastAsia="PingFang SC"/>
+        </w:rPr>
+        <w:t>DeepSeek V4.1 Flash：本地 4×H20 部署版与官方 API 对照，排查量化带来的差异；</w:t>
+      </w:r>
+    </w:p>
+    <w:p>
+      <w:pPr>
+        <w:pStyle w:val="ListBullet2"/>
+      </w:pPr>
+      <w:r>
+        <w:rPr>
+          <w:rFonts w:ascii="PingFang SC" w:hAnsi="PingFang SC" w:eastAsia="PingFang SC"/>
+        </w:rPr>
+        <w:t>实验室网关上更大的 Qwen，如 sal-max。</w:t>
+      </w:r>
+    </w:p>
+    <w:p>
+      <w:pPr>
+        <w:ind w:left="510"/>
+      </w:pPr>
+      <w:r>
+        <w:rPr>
+          <w:rFonts w:ascii="PingFang SC" w:hAnsi="PingFang SC" w:eastAsia="PingFang SC"/>
+        </w:rPr>
+        <w:t>正式评测前，先确认各模型能否关闭思考、是否返回 logprobs（Jev 依赖）、前缀缓存是否可用。</w:t>
+      </w:r>
+    </w:p>
+    <w:p>
+      <w:pPr>
+        <w:pStyle w:val="ListBullet"/>
+      </w:pPr>
+      <w:r>
+        <w:rPr>
+          <w:rFonts w:ascii="PingFang SC" w:hAnsi="PingFang SC" w:eastAsia="PingFang SC"/>
+          <w:b/>
+        </w:rPr>
+        <w:t>方法改进</w:t>
+      </w:r>
+      <w:r>
+        <w:rPr>
+          <w:rFonts w:ascii="PingFang SC" w:hAnsi="PingFang SC" w:eastAsia="PingFang SC"/>
+        </w:rPr>
+        <w:t>：同一动作连续失败 2 次后从候选中移除；宣布完成前先核实。在新版本下重跑 Qwen3.8-27B 基线，排行榜同时报告全程与 60 秒得分。</w:t>
+      </w:r>
+    </w:p>
+    <w:p>
+      <w:pPr>
+        <w:pStyle w:val="ListBullet"/>
+      </w:pPr>
+      <w:r>
+        <w:rPr>
+          <w:rFonts w:ascii="PingFang SC" w:hAnsi="PingFang SC" w:eastAsia="PingFang SC"/>
+          <w:b/>
+        </w:rPr>
+        <w:t>待定</w:t>
+      </w:r>
+      <w:r>
+        <w:rPr>
+          <w:rFonts w:ascii="PingFang SC" w:hAnsi="PingFang SC" w:eastAsia="PingFang SC"/>
+        </w:rPr>
+        <w:t>：OpenAI API Key 与预算。</w:t>
       </w:r>
     </w:p>
     <w:p>
@@ -9808,6 +10290,76 @@
           <w:rFonts w:ascii="PingFang SC" w:hAnsi="PingFang SC" w:eastAsia="PingFang SC"/>
           <w:b/>
         </w:rPr>
+        <w:t>排行榜网页与组会材料</w:t>
+      </w:r>
+      <w:r>
+        <w:rPr>
+          <w:rFonts w:ascii="PingFang SC" w:hAnsi="PingFang SC" w:eastAsia="PingFang SC"/>
+        </w:rPr>
+        <w:t>：</w:t>
+      </w:r>
+      <w:r>
+        <w:rPr>
+          <w:rFonts w:ascii="Menlo" w:hAnsi="Menlo" w:eastAsia="PingFang SC"/>
+          <w:color w:val="8A2B2B"/>
+        </w:rPr>
+        <w:t>notes/leaderboard/index.html</w:t>
+      </w:r>
+      <w:r>
+        <w:rPr>
+          <w:rFonts w:ascii="PingFang SC" w:hAnsi="PingFang SC" w:eastAsia="PingFang SC"/>
+        </w:rPr>
+        <w:t xml:space="preserve">（交互式排行榜，生成脚本 </w:t>
+      </w:r>
+      <w:r>
+        <w:rPr>
+          <w:rFonts w:ascii="Menlo" w:hAnsi="Menlo" w:eastAsia="PingFang SC"/>
+          <w:color w:val="8A2B2B"/>
+        </w:rPr>
+        <w:t>exp/make_leaderboard_page.py</w:t>
+      </w:r>
+      <w:r>
+        <w:rPr>
+          <w:rFonts w:ascii="PingFang SC" w:hAnsi="PingFang SC" w:eastAsia="PingFang SC"/>
+        </w:rPr>
+        <w:t xml:space="preserve">）；10-25 组会 PPT </w:t>
+      </w:r>
+      <w:r>
+        <w:rPr>
+          <w:rFonts w:ascii="Menlo" w:hAnsi="Menlo" w:eastAsia="PingFang SC"/>
+          <w:color w:val="8A2B2B"/>
+        </w:rPr>
+        <w:t>notes/组会_2026-10-25_本周进展.pptx</w:t>
+      </w:r>
+      <w:r>
+        <w:rPr>
+          <w:rFonts w:ascii="PingFang SC" w:hAnsi="PingFang SC" w:eastAsia="PingFang SC"/>
+        </w:rPr>
+        <w:t xml:space="preserve">（生成脚本 </w:t>
+      </w:r>
+      <w:r>
+        <w:rPr>
+          <w:rFonts w:ascii="Menlo" w:hAnsi="Menlo" w:eastAsia="PingFang SC"/>
+          <w:color w:val="8A2B2B"/>
+        </w:rPr>
+        <w:t>exp/make_group_deck_1025.js</w:t>
+      </w:r>
+      <w:r>
+        <w:rPr>
+          <w:rFonts w:ascii="PingFang SC" w:hAnsi="PingFang SC" w:eastAsia="PingFang SC"/>
+        </w:rPr>
+        <w:t>）。</w:t>
+      </w:r>
+    </w:p>
+    <w:p>
+      <w:pPr>
+        <w:pStyle w:val="ListBullet"/>
+      </w:pPr>
+      <w:r>
+        <w:rPr>
+          <w:rFonts w:ascii="PingFang SC" w:hAnsi="PingFang SC" w:eastAsia="PingFang SC"/>
+          <w:b/>
+        </w:rPr>
         <w:t>新 OFT 来源</w:t>
       </w:r>
       <w:r>
@@ -10443,6 +10995,12 @@
     </w:lvlOverride>
   </w:num>
   <w:num w:numId="12">
+    <w:abstractNumId w:val="7"/>
+    <w:lvlOverride w:ilvl="0">
+      <w:startOverride w:val="1"/>
+    </w:lvlOverride>
+  </w:num>
+  <w:num w:numId="13">
     <w:abstractNumId w:val="7"/>
     <w:lvlOverride w:ilvl="0">
       <w:startOverride w:val="1"/>
